--- a/docs/招标/word/内部参考材料/封版差异修订记录-v1.1.docx
+++ b/docs/招标/word/内部参考材料/封版差异修订记录-v1.1.docx
@@ -9166,7 +9166,7 @@
                 <w:sz w:val="28"/>
                 <w:szCs w:val="28"/>
               </w:rPr>
-              <w:t>：附件一 L13、附件二 L15/L39、附件四 L13、附件五 L13 共 5 处 `/Users/lihongjun/...` 绝对路径 MD 链接全部改为《…》书名号引用；</w:t>
+              <w:t>：附件一 L13、附件二 L15/L39、附件四 L13、附件五 L13 共 5 处本机绝对路径 MD 链接全部改为《…》书名号引用；</w:t>
             </w:r>
             <w:r>
               <w:rPr>
@@ -9184,6 +9184,98 @@
                 <w:szCs w:val="28"/>
               </w:rPr>
               <w:t>：附件一/二/四/五 Word 版已重新生成。</w:t>
+            </w:r>
+          </w:p>
+        </w:tc>
+      </w:tr>
+      <w:tr>
+        <w:tc>
+          <w:tcPr>
+            <w:tcW w:type="dxa" w:w="3600"/>
+            <w:tcBorders>
+              <w:top w:val="single" w:sz="4" w:space="0" w:color="000000"/>
+              <w:left w:val="single" w:sz="4" w:space="0" w:color="000000"/>
+              <w:bottom w:val="single" w:sz="4" w:space="0" w:color="000000"/>
+              <w:right w:val="single" w:sz="4" w:space="0" w:color="000000"/>
+              <w:insideH w:val="single" w:sz="4" w:space="0" w:color="000000"/>
+              <w:insideV w:val="single" w:sz="4" w:space="0" w:color="000000"/>
+            </w:tcBorders>
+          </w:tcPr>
+          <w:p>
+            <w:r>
+              <w:rPr>
+                <w:rFonts w:ascii="宋体" w:hAnsi="宋体" w:eastAsia="宋体" w:cs="宋体"/>
+                <w:sz w:val="28"/>
+                <w:szCs w:val="28"/>
+              </w:rPr>
+            </w:r>
+            <w:r>
+              <w:rPr>
+                <w:rFonts w:ascii="宋体" w:hAnsi="宋体" w:eastAsia="宋体" w:cs="宋体"/>
+                <w:sz w:val="28"/>
+                <w:szCs w:val="28"/>
+              </w:rPr>
+              <w:t>V1.7</w:t>
+            </w:r>
+          </w:p>
+        </w:tc>
+        <w:tc>
+          <w:tcPr>
+            <w:tcW w:type="dxa" w:w="3600"/>
+            <w:tcBorders>
+              <w:top w:val="single" w:sz="4" w:space="0" w:color="000000"/>
+              <w:left w:val="single" w:sz="4" w:space="0" w:color="000000"/>
+              <w:bottom w:val="single" w:sz="4" w:space="0" w:color="000000"/>
+              <w:right w:val="single" w:sz="4" w:space="0" w:color="000000"/>
+              <w:insideH w:val="single" w:sz="4" w:space="0" w:color="000000"/>
+              <w:insideV w:val="single" w:sz="4" w:space="0" w:color="000000"/>
+            </w:tcBorders>
+          </w:tcPr>
+          <w:p>
+            <w:r>
+              <w:rPr>
+                <w:rFonts w:ascii="宋体" w:hAnsi="宋体" w:eastAsia="宋体" w:cs="宋体"/>
+                <w:sz w:val="28"/>
+                <w:szCs w:val="28"/>
+              </w:rPr>
+            </w:r>
+            <w:r>
+              <w:rPr>
+                <w:rFonts w:ascii="宋体" w:hAnsi="宋体" w:eastAsia="宋体" w:cs="宋体"/>
+                <w:sz w:val="28"/>
+                <w:szCs w:val="28"/>
+              </w:rPr>
+              <w:t>2026-04-23</w:t>
+            </w:r>
+          </w:p>
+        </w:tc>
+        <w:tc>
+          <w:tcPr>
+            <w:tcW w:type="dxa" w:w="3600"/>
+            <w:tcBorders>
+              <w:top w:val="single" w:sz="4" w:space="0" w:color="000000"/>
+              <w:left w:val="single" w:sz="4" w:space="0" w:color="000000"/>
+              <w:bottom w:val="single" w:sz="4" w:space="0" w:color="000000"/>
+              <w:right w:val="single" w:sz="4" w:space="0" w:color="000000"/>
+              <w:insideH w:val="single" w:sz="4" w:space="0" w:color="000000"/>
+              <w:insideV w:val="single" w:sz="4" w:space="0" w:color="000000"/>
+            </w:tcBorders>
+          </w:tcPr>
+          <w:p>
+            <w:r>
+              <w:rPr>
+                <w:rFonts w:ascii="宋体" w:hAnsi="宋体" w:eastAsia="宋体" w:cs="宋体"/>
+                <w:sz w:val="28"/>
+                <w:szCs w:val="28"/>
+              </w:rPr>
+            </w:r>
+            <w:r>
+              <w:rPr>
+                <w:rFonts w:ascii="宋体" w:hAnsi="宋体" w:eastAsia="宋体" w:cs="宋体"/>
+                <w:sz w:val="28"/>
+                <w:szCs w:val="28"/>
+              </w:rPr>
+              <w:t>V1.1 发标包交付形态收口：外发 Word 包按最新 Markdown 批量重生，覆盖正文、附件一至附件六、发标包目录说明；同步修正 README、文档分层说明、答疑口径版本元信息、正文版本历史和发标包目录名，清理旧 V1.0 路径残留。</w:t>
             </w:r>
           </w:p>
         </w:tc>
